--- a/downloads/documents/04 Units/Unit 07 - Capstone - Launch Career Readiness and FACS Shark Tank/Lesson 07.01 - The Resume and the Three-Part Bullet.docx
+++ b/downloads/documents/04 Units/Unit 07 - Capstone - Launch Career Readiness and FACS Shark Tank/Lesson 07.01 - The Resume and the Three-Part Bullet.docx
@@ -327,7 +327,7 @@
         <w:t xml:space="preserve"> </w:t>
       </w:r>
       <w:r>
-        <w:t xml:space="preserve">for Turkish, Portuguese, and Spanish.</w:t>
+        <w:t xml:space="preserve">for Spanish.</w:t>
       </w:r>
     </w:p>
     <w:p>
@@ -1338,7 +1338,7 @@
         <w:pStyle w:val="Compact"/>
       </w:pPr>
       <w:r>
-        <w:t xml:space="preserve">ELL: the seven section names and the six Tier 3 words appear on the handout with the Turkish, Portuguese, and Spanish column from</w:t>
+        <w:t xml:space="preserve">ELL: the seven section names and the six Tier 3 words appear on the handout with the Spanish column from</w:t>
       </w:r>
       <w:r>
         <w:t xml:space="preserve"> </w:t>
@@ -1368,7 +1368,7 @@
         <w:t xml:space="preserve"> </w:t>
       </w:r>
       <w:r>
-        <w:t xml:space="preserve">printed in all four languages. A student may write the evidence in the home language first and translate the bullet with a partner; the bullet on the final resume is in English because that is what the reader reads. Pair with a bilingual peer where possible.</w:t>
+        <w:t xml:space="preserve">printed in English and Spanish. A student may write the evidence in the home language first and translate the bullet with a partner; the bullet on the final resume is in English because that is what the reader reads. Pair with a bilingual peer where possible.</w:t>
       </w:r>
     </w:p>
     <w:p>
@@ -1924,7 +1924,7 @@
         <w:pStyle w:val="Compact"/>
       </w:pPr>
       <w:r>
-        <w:t xml:space="preserve">The second most common miss is languages. A student who speaks Turkish, Portuguese, or Spanish at home has a skill an employer pays for. Put the languages section on the slide and say so directly.</w:t>
+        <w:t xml:space="preserve">The second most common miss is languages. A student who speaks another language at home has a skill an employer pays for. Put the languages section on the slide and say so directly.</w:t>
       </w:r>
     </w:p>
     <w:p>

--- a/downloads/documents/04 Units/Unit 07 - Capstone - Launch Career Readiness and FACS Shark Tank/Lesson 07.01 - The Resume and the Three-Part Bullet.docx
+++ b/downloads/documents/04 Units/Unit 07 - Capstone - Launch Career Readiness and FACS Shark Tank/Lesson 07.01 - The Resume and the Three-Part Bullet.docx
@@ -472,7 +472,7 @@
         <w:pStyle w:val="Compact"/>
       </w:pPr>
       <w:r>
-        <w:t xml:space="preserve">Setup notes: put the folders out before the bell so students see them and start looking without being told. Write the year’s eight projects and labs on the board in advance, in order, as a memory aid: the $40 meal, the budget and ClassroomStreet, the babysitter kit, the room design, the upcycle item, Feed the Class, the safety exam, every lab. Allergy check: none, no food today.</w:t>
+        <w:t xml:space="preserve">Setup notes: put the folders out before the bell so students see them and start looking without being told. Write the year’s eight projects and labs on the board in advance, in order, as a memory aid: the $40 meal, the budget and the Gilded Age Market, the babysitter kit, the room design, the upcycle item, Feed the Class, the safety exam, every lab. Allergy check: none, no food today.</w:t>
       </w:r>
     </w:p>
     <w:p>
